--- a/sw/qa/extras/ooxmlexport/data/math-operator-without-operand.docx
+++ b/sw/qa/extras/ooxmlexport/data/math-operator-without-operand.docx
@@ -73,6 +73,29 @@
         </m:r>
         <m:r>
           <m:t>x</m:t>
+        </m:r>
+      </m:oMath>
+    </w:p>
+    <w:p>
+      <m:oMath xmlns:m="http://schemas.openxmlformats.org/officeDocument/2006/math">
+        <m:sSup>
+          <m:e>
+            <m:r>
+              <m:t>x</m:t>
+            </m:r>
+          </m:e>
+          <m:sup>
+            <m:r>
+              <m:t>+</m:t>
+            </m:r>
+          </m:sup>
+        </m:sSup>
+      </m:oMath>
+    </w:p>
+    <w:p>
+      <m:oMath xmlns:m="http://schemas.openxmlformats.org/officeDocument/2006/math">
+        <m:r>
+          <m:t>x-4</m:t>
         </m:r>
       </m:oMath>
     </w:p>
